--- a/patent-package/final/provisional/editable/FILING-INSTRUCTIONS.docx
+++ b/patent-package/final/provisional/editable/FILING-INSTRUCTIONS.docx
@@ -32,7 +32,7 @@
           <w:sz w:val="24"/>
           <w:szCs w:val="24"/>
         </w:rPr>
-        <w:t xml:space="preserve">This package files a provisional application. A provisional application establishes a filing date for everything it discloses, costs little, is never examined and never published on its own, and expires twelve months after filing. Within those twelve months the nonprovisional application in patent-package/final/utility-with-priority is filed and claims this provisional's filing date for every claim the provisional supports. The provisional's specification is the same text as the nonprovisional's specification, with claims 1 to 29 and the abstract included, so the support is complete.</w:t>
+        <w:t xml:space="preserve">This package files a provisional application. A provisional application establishes a filing date for everything it discloses, costs little, is never examined and never published on its own, and expires twelve months after filing. Within those twelve months the nonprovisional application in patent-package/final/utility-with-priority is filed and claims this provisional's filing date for every claim the provisional supports. The provisional's specification is the same text as the nonprovisional's specification, with claims 1 to 20 and the abstract included, so the support is complete.</w:t>
       </w:r>
     </w:p>
     <w:p>
@@ -249,7 +249,7 @@
                 <w:sz w:val="20"/>
                 <w:szCs w:val="20"/>
               </w:rPr>
-              <w:t xml:space="preserve">Provisional specification: title page, the full specification (paragraphs [0001] to [0112]), claims 1 to 29 and the abstract</w:t>
+              <w:t xml:space="preserve">Provisional specification: title page, the full specification (paragraphs [0001] to [0112]), claims 1 to 20 and the abstract</w:t>
             </w:r>
           </w:p>
         </w:tc>
